--- a/eng/docx/004.content.docx
+++ b/eng/docx/004.content.docx
@@ -19,7 +19,7 @@
         <w:rPr>
           <w:lang w:val="en_US" w:bidi="en_US"/>
         </w:rPr>
-        <w:t>Resource: Tyndale Open Study Notes</w:t>
+        <w:t>Resource: Aquifer Open Study Notes (Profiles)</w:t>
       </w:r>
       <w:r>
         <w:rPr>
@@ -112,7 +112,7 @@
         <w:rPr>
           <w:lang w:val="en_US" w:bidi="en_US"/>
         </w:rPr>
-        <w:t>Tyndale Open Study Notes</w:t>
+        <w:t>Aquifer Open Study Notes (Profiles)</w:t>
       </w:r>
     </w:p>
     <w:p>

--- a/eng/docx/004.content.docx
+++ b/eng/docx/004.content.docx
@@ -247,18 +247,12 @@
         </w:rPr>
         <w:t>Daniel belonged to Judah’s royal family when the Babylonian army first attacked Jerusalem in 605 BC (</w:t>
       </w:r>
-      <w:hyperlink r:id="rId13">
-        <w:r>
-          <w:rPr>
-            <w:lang w:val="en_US" w:bidi="en_US"/>
-          </w:rPr>
-          <w:rPr>
-            <w:color w:val="0000EE"/>
-            <w:u w:val="single"/>
-          </w:rPr>
-          <w:t>Daniel 1:3</w:t>
-        </w:r>
-      </w:hyperlink>
+      <w:r>
+        <w:rPr>
+          <w:lang w:val="en_US" w:bidi="en_US"/>
+        </w:rPr>
+        <w:t>Daniel 1:3</w:t>
+      </w:r>
       <w:r>
         <w:rPr>
           <w:lang w:val="en_US" w:bidi="en_US"/>
@@ -279,72 +273,48 @@
         </w:rPr>
         <w:t xml:space="preserve">Daniel worked in the court for nearly seventy years (see </w:t>
       </w:r>
-      <w:hyperlink r:id="rId14">
-        <w:r>
-          <w:rPr>
-            <w:lang w:val="en_US" w:bidi="en_US"/>
-          </w:rPr>
-          <w:rPr>
-            <w:color w:val="0000EE"/>
-            <w:u w:val="single"/>
-          </w:rPr>
-          <w:t>Daniel 1:21</w:t>
-        </w:r>
-      </w:hyperlink>
+      <w:r>
+        <w:rPr>
+          <w:lang w:val="en_US" w:bidi="en_US"/>
+        </w:rPr>
+        <w:t>Daniel 1:21</w:t>
+      </w:r>
       <w:r>
         <w:rPr>
           <w:lang w:val="en_US" w:bidi="en_US"/>
         </w:rPr>
         <w:t>). He quickly gained a reputation for intelligence and complete loyalty to God. When Nebuchadnezzar had a troubling dream, God revealed its meaning to Daniel, who explained it to the king (</w:t>
       </w:r>
-      <w:hyperlink r:id="rId15">
-        <w:r>
-          <w:rPr>
-            <w:lang w:val="en_US" w:bidi="en_US"/>
-          </w:rPr>
-          <w:rPr>
-            <w:color w:val="0000EE"/>
-            <w:u w:val="single"/>
-          </w:rPr>
-          <w:t>Daniel 2</w:t>
-        </w:r>
-      </w:hyperlink>
+      <w:r>
+        <w:rPr>
+          <w:lang w:val="en_US" w:bidi="en_US"/>
+        </w:rPr>
+        <w:t>Daniel 2</w:t>
+      </w:r>
       <w:r>
         <w:rPr>
           <w:lang w:val="en_US" w:bidi="en_US"/>
         </w:rPr>
         <w:t>). Later, Daniel interpreted a second dream about the king’s pride (</w:t>
       </w:r>
-      <w:hyperlink r:id="rId16">
-        <w:r>
-          <w:rPr>
-            <w:lang w:val="en_US" w:bidi="en_US"/>
-          </w:rPr>
-          <w:rPr>
-            <w:color w:val="0000EE"/>
-            <w:u w:val="single"/>
-          </w:rPr>
-          <w:t>Daniel 4</w:t>
-        </w:r>
-      </w:hyperlink>
+      <w:r>
+        <w:rPr>
+          <w:lang w:val="en_US" w:bidi="en_US"/>
+        </w:rPr>
+        <w:t>Daniel 4</w:t>
+      </w:r>
       <w:r>
         <w:rPr>
           <w:lang w:val="en_US" w:bidi="en_US"/>
         </w:rPr>
         <w:t>). Daniel urged Nebuchadnezzar to repent, but he did not. As a result, Nebuchadnezzar temporarily lost his sanity (</w:t>
       </w:r>
-      <w:hyperlink r:id="rId17">
-        <w:r>
-          <w:rPr>
-            <w:lang w:val="en_US" w:bidi="en_US"/>
-          </w:rPr>
-          <w:rPr>
-            <w:color w:val="0000EE"/>
-            <w:u w:val="single"/>
-          </w:rPr>
-          <w:t>Daniel 4:28–37</w:t>
-        </w:r>
-      </w:hyperlink>
+      <w:r>
+        <w:rPr>
+          <w:lang w:val="en_US" w:bidi="en_US"/>
+        </w:rPr>
+        <w:t>Daniel 4:28–37</w:t>
+      </w:r>
       <w:r>
         <w:rPr>
           <w:lang w:val="en_US" w:bidi="en_US"/>
@@ -379,18 +349,12 @@
         </w:rPr>
         <w:t>Later, Belshazzar, the vice-regent of Babylon, used the sacred vessels from the Jerusalem Temple disrespectfully during a banquet in 539 BC. Suddenly, a disembodied hand wrote the words “Mene, Mene, Tekel, and Parsin” on the palace wall. Daniel interpreted these words as predicting Babylon’s imminent end. That same night, Persians captured the capital and killed Belshazzar (</w:t>
       </w:r>
-      <w:hyperlink r:id="rId18">
-        <w:r>
-          <w:rPr>
-            <w:lang w:val="en_US" w:bidi="en_US"/>
-          </w:rPr>
-          <w:rPr>
-            <w:color w:val="0000EE"/>
-            <w:u w:val="single"/>
-          </w:rPr>
-          <w:t>Daniel 5:1–31</w:t>
-        </w:r>
-      </w:hyperlink>
+      <w:r>
+        <w:rPr>
+          <w:lang w:val="en_US" w:bidi="en_US"/>
+        </w:rPr>
+        <w:t>Daniel 5:1–31</w:t>
+      </w:r>
       <w:r>
         <w:rPr>
           <w:lang w:val="en_US" w:bidi="en_US"/>
@@ -411,72 +375,48 @@
         </w:rPr>
         <w:t>In 539 BC, under Darius the Mede, Daniel became an administrator of the kingdom (</w:t>
       </w:r>
-      <w:hyperlink r:id="rId19">
-        <w:r>
-          <w:rPr>
-            <w:lang w:val="en_US" w:bidi="en_US"/>
-          </w:rPr>
-          <w:rPr>
-            <w:color w:val="0000EE"/>
-            <w:u w:val="single"/>
-          </w:rPr>
-          <w:t>Daniel 6:2</w:t>
-        </w:r>
-      </w:hyperlink>
+      <w:r>
+        <w:rPr>
+          <w:lang w:val="en_US" w:bidi="en_US"/>
+        </w:rPr>
+        <w:t>Daniel 6:2</w:t>
+      </w:r>
       <w:r>
         <w:rPr>
           <w:lang w:val="en_US" w:bidi="en_US"/>
         </w:rPr>
         <w:t>). Daniel's effective management angered his political enemies. They convinced Darius to issue a decree that banned worship of anyone except the king, with the punishment of being thrown into a lions' den. To maintain his religious beliefs, Daniel broke the law, but he was miraculously unharmed by the lions. Afterward, he returned to his position (</w:t>
       </w:r>
-      <w:hyperlink r:id="rId20">
-        <w:r>
-          <w:rPr>
-            <w:lang w:val="en_US" w:bidi="en_US"/>
-          </w:rPr>
-          <w:rPr>
-            <w:color w:val="0000EE"/>
-            <w:u w:val="single"/>
-          </w:rPr>
-          <w:t>Daniel 6:17–28</w:t>
-        </w:r>
-      </w:hyperlink>
+      <w:r>
+        <w:rPr>
+          <w:lang w:val="en_US" w:bidi="en_US"/>
+        </w:rPr>
+        <w:t>Daniel 6:17–28</w:t>
+      </w:r>
       <w:r>
         <w:rPr>
           <w:lang w:val="en_US" w:bidi="en_US"/>
         </w:rPr>
         <w:t>). Daniel's later visions are from around this time (</w:t>
       </w:r>
-      <w:hyperlink r:id="rId21">
-        <w:r>
-          <w:rPr>
-            <w:lang w:val="en_US" w:bidi="en_US"/>
-          </w:rPr>
-          <w:rPr>
-            <w:color w:val="0000EE"/>
-            <w:u w:val="single"/>
-          </w:rPr>
-          <w:t>Daniel 10:1</w:t>
-        </w:r>
-      </w:hyperlink>
+      <w:r>
+        <w:rPr>
+          <w:lang w:val="en_US" w:bidi="en_US"/>
+        </w:rPr>
+        <w:t>Daniel 10:1</w:t>
+      </w:r>
       <w:r>
         <w:rPr>
           <w:lang w:val="en_US" w:bidi="en_US"/>
         </w:rPr>
         <w:t xml:space="preserve">, </w:t>
       </w:r>
-      <w:hyperlink r:id="rId22">
-        <w:r>
-          <w:rPr>
-            <w:lang w:val="en_US" w:bidi="en_US"/>
-          </w:rPr>
-          <w:rPr>
-            <w:color w:val="0000EE"/>
-            <w:u w:val="single"/>
-          </w:rPr>
-          <w:t>4</w:t>
-        </w:r>
-      </w:hyperlink>
+      <w:r>
+        <w:rPr>
+          <w:lang w:val="en_US" w:bidi="en_US"/>
+        </w:rPr>
+        <w:t>4</w:t>
+      </w:r>
       <w:r>
         <w:rPr>
           <w:lang w:val="en_US" w:bidi="en_US"/>
@@ -497,108 +437,72 @@
         </w:rPr>
         <w:t xml:space="preserve">Daniel’s prophecies are hard to understand in detail, but their message is clear: Evil forces are in power now, but God is in control and will save his people. Jesus and New Testament authors cited Daniel, often using his imagery when discussing the end times (for example, compare </w:t>
       </w:r>
-      <w:hyperlink r:id="rId23">
-        <w:r>
-          <w:rPr>
-            <w:lang w:val="en_US" w:bidi="en_US"/>
-          </w:rPr>
-          <w:rPr>
-            <w:color w:val="0000EE"/>
-            <w:u w:val="single"/>
-          </w:rPr>
-          <w:t>Daniel 7:1–9</w:t>
-        </w:r>
-      </w:hyperlink>
+      <w:r>
+        <w:rPr>
+          <w:lang w:val="en_US" w:bidi="en_US"/>
+        </w:rPr>
+        <w:t>Daniel 7:1–9</w:t>
+      </w:r>
       <w:r>
         <w:rPr>
           <w:lang w:val="en_US" w:bidi="en_US"/>
         </w:rPr>
         <w:t xml:space="preserve"> and </w:t>
       </w:r>
-      <w:hyperlink r:id="rId24">
-        <w:r>
-          <w:rPr>
-            <w:lang w:val="en_US" w:bidi="en_US"/>
-          </w:rPr>
-          <w:rPr>
-            <w:color w:val="0000EE"/>
-            <w:u w:val="single"/>
-          </w:rPr>
-          <w:t>Revelation 13:1–10</w:t>
-        </w:r>
-      </w:hyperlink>
+      <w:r>
+        <w:rPr>
+          <w:lang w:val="en_US" w:bidi="en_US"/>
+        </w:rPr>
+        <w:t>Revelation 13:1–10</w:t>
+      </w:r>
       <w:r>
         <w:rPr>
           <w:lang w:val="en_US" w:bidi="en_US"/>
         </w:rPr>
         <w:t xml:space="preserve">; </w:t>
       </w:r>
-      <w:hyperlink r:id="rId25">
-        <w:r>
-          <w:rPr>
-            <w:lang w:val="en_US" w:bidi="en_US"/>
-          </w:rPr>
-          <w:rPr>
-            <w:color w:val="0000EE"/>
-            <w:u w:val="single"/>
-          </w:rPr>
-          <w:t>Daniel 7:13</w:t>
-        </w:r>
-      </w:hyperlink>
+      <w:r>
+        <w:rPr>
+          <w:lang w:val="en_US" w:bidi="en_US"/>
+        </w:rPr>
+        <w:t>Daniel 7:13</w:t>
+      </w:r>
       <w:r>
         <w:rPr>
           <w:lang w:val="en_US" w:bidi="en_US"/>
         </w:rPr>
         <w:t xml:space="preserve"> and </w:t>
       </w:r>
-      <w:hyperlink r:id="rId26">
-        <w:r>
-          <w:rPr>
-            <w:lang w:val="en_US" w:bidi="en_US"/>
-          </w:rPr>
-          <w:rPr>
-            <w:color w:val="0000EE"/>
-            <w:u w:val="single"/>
-          </w:rPr>
-          <w:t>Revelation 1:7</w:t>
-        </w:r>
-      </w:hyperlink>
+      <w:r>
+        <w:rPr>
+          <w:lang w:val="en_US" w:bidi="en_US"/>
+        </w:rPr>
+        <w:t>Revelation 1:7</w:t>
+      </w:r>
       <w:r>
         <w:rPr>
           <w:lang w:val="en_US" w:bidi="en_US"/>
         </w:rPr>
         <w:t xml:space="preserve">; </w:t>
       </w:r>
-      <w:hyperlink r:id="rId27">
-        <w:r>
-          <w:rPr>
-            <w:lang w:val="en_US" w:bidi="en_US"/>
-          </w:rPr>
-          <w:rPr>
-            <w:color w:val="0000EE"/>
-            <w:u w:val="single"/>
-          </w:rPr>
-          <w:t>Daniel 9:27</w:t>
-        </w:r>
-      </w:hyperlink>
+      <w:r>
+        <w:rPr>
+          <w:lang w:val="en_US" w:bidi="en_US"/>
+        </w:rPr>
+        <w:t>Daniel 9:27</w:t>
+      </w:r>
       <w:r>
         <w:rPr>
           <w:lang w:val="en_US" w:bidi="en_US"/>
         </w:rPr>
         <w:t xml:space="preserve"> and </w:t>
       </w:r>
-      <w:hyperlink r:id="rId28">
-        <w:r>
-          <w:rPr>
-            <w:lang w:val="en_US" w:bidi="en_US"/>
-          </w:rPr>
-          <w:rPr>
-            <w:color w:val="0000EE"/>
-            <w:u w:val="single"/>
-          </w:rPr>
-          <w:t>Matthew 24:15</w:t>
-        </w:r>
-      </w:hyperlink>
+      <w:r>
+        <w:rPr>
+          <w:lang w:val="en_US" w:bidi="en_US"/>
+        </w:rPr>
+        <w:t>Matthew 24:15</w:t>
+      </w:r>
       <w:r>
         <w:rPr>
           <w:lang w:val="en_US" w:bidi="en_US"/>
@@ -628,90 +532,60 @@
           <w:lang w:val="en_US" w:bidi="en_US"/>
         </w:rPr>
       </w:r>
-      <w:hyperlink r:id="rId29">
-        <w:r>
-          <w:rPr>
-            <w:lang w:val="en_US" w:bidi="en_US"/>
-          </w:rPr>
-          <w:rPr>
-            <w:color w:val="0000EE"/>
-            <w:u w:val="single"/>
-          </w:rPr>
-          <w:t>Ezekiel 14:14</w:t>
-        </w:r>
-      </w:hyperlink>
+      <w:r>
+        <w:rPr>
+          <w:lang w:val="en_US" w:bidi="en_US"/>
+        </w:rPr>
+        <w:t>Ezekiel 14:14</w:t>
+      </w:r>
       <w:r>
         <w:rPr>
           <w:lang w:val="en_US" w:bidi="en_US"/>
         </w:rPr>
         <w:t xml:space="preserve">, </w:t>
       </w:r>
-      <w:hyperlink r:id="rId30">
-        <w:r>
-          <w:rPr>
-            <w:lang w:val="en_US" w:bidi="en_US"/>
-          </w:rPr>
-          <w:rPr>
-            <w:color w:val="0000EE"/>
-            <w:u w:val="single"/>
-          </w:rPr>
-          <w:t>20</w:t>
-        </w:r>
-      </w:hyperlink>
+      <w:r>
+        <w:rPr>
+          <w:lang w:val="en_US" w:bidi="en_US"/>
+        </w:rPr>
+        <w:t>20</w:t>
+      </w:r>
       <w:r>
         <w:rPr>
           <w:lang w:val="en_US" w:bidi="en_US"/>
         </w:rPr>
         <w:t xml:space="preserve">; </w:t>
       </w:r>
-      <w:hyperlink r:id="rId31">
-        <w:r>
-          <w:rPr>
-            <w:lang w:val="en_US" w:bidi="en_US"/>
-          </w:rPr>
-          <w:rPr>
-            <w:color w:val="0000EE"/>
-            <w:u w:val="single"/>
-          </w:rPr>
-          <w:t>28:3</w:t>
-        </w:r>
-      </w:hyperlink>
+      <w:r>
+        <w:rPr>
+          <w:lang w:val="en_US" w:bidi="en_US"/>
+        </w:rPr>
+        <w:t>28:3</w:t>
+      </w:r>
       <w:r>
         <w:rPr>
           <w:lang w:val="en_US" w:bidi="en_US"/>
         </w:rPr>
         <w:t xml:space="preserve">; </w:t>
       </w:r>
-      <w:hyperlink r:id="rId32">
-        <w:r>
-          <w:rPr>
-            <w:lang w:val="en_US" w:bidi="en_US"/>
-          </w:rPr>
-          <w:rPr>
-            <w:color w:val="0000EE"/>
-            <w:u w:val="single"/>
-          </w:rPr>
-          <w:t>Daniel 1:1–12:13</w:t>
-        </w:r>
-      </w:hyperlink>
+      <w:r>
+        <w:rPr>
+          <w:lang w:val="en_US" w:bidi="en_US"/>
+        </w:rPr>
+        <w:t>Daniel 1:1–12:13</w:t>
+      </w:r>
       <w:r>
         <w:rPr>
           <w:lang w:val="en_US" w:bidi="en_US"/>
         </w:rPr>
         <w:t xml:space="preserve">; </w:t>
       </w:r>
-      <w:hyperlink r:id="rId28">
-        <w:r>
-          <w:rPr>
-            <w:lang w:val="en_US" w:bidi="en_US"/>
-          </w:rPr>
-          <w:rPr>
-            <w:color w:val="0000EE"/>
-            <w:u w:val="single"/>
-          </w:rPr>
-          <w:t>Matthew 24:15</w:t>
-        </w:r>
-      </w:hyperlink>
+      <w:r>
+        <w:rPr>
+          <w:lang w:val="en_US" w:bidi="en_US"/>
+        </w:rPr>
+        <w:t>Matthew 24:15</w:t>
+      </w:r>
       <w:r>
         <w:rPr>
           <w:lang w:val="en_US" w:bidi="en_US"/>
@@ -774,72 +648,48 @@
         </w:rPr>
         <w:t>David was born in Bethlehem as Jesse’s youngest son. His family history goes back to Judah (</w:t>
       </w:r>
-      <w:hyperlink r:id="rId33">
-        <w:r>
-          <w:rPr>
-            <w:lang w:val="en_US" w:bidi="en_US"/>
-          </w:rPr>
-          <w:rPr>
-            <w:color w:val="0000EE"/>
-            <w:u w:val="single"/>
-          </w:rPr>
-          <w:t>Ruth 4:18–22</w:t>
-        </w:r>
-      </w:hyperlink>
+      <w:r>
+        <w:rPr>
+          <w:lang w:val="en_US" w:bidi="en_US"/>
+        </w:rPr>
+        <w:t>Ruth 4:18–22</w:t>
+      </w:r>
       <w:r>
         <w:rPr>
           <w:lang w:val="en_US" w:bidi="en_US"/>
         </w:rPr>
         <w:t xml:space="preserve">; </w:t>
       </w:r>
-      <w:hyperlink r:id="rId34">
-        <w:r>
-          <w:rPr>
-            <w:lang w:val="en_US" w:bidi="en_US"/>
-          </w:rPr>
-          <w:rPr>
-            <w:color w:val="0000EE"/>
-            <w:u w:val="single"/>
-          </w:rPr>
-          <w:t>1 Chronicles 2:3–15</w:t>
-        </w:r>
-      </w:hyperlink>
+      <w:r>
+        <w:rPr>
+          <w:lang w:val="en_US" w:bidi="en_US"/>
+        </w:rPr>
+        <w:t>1 Chronicles 2:3–15</w:t>
+      </w:r>
       <w:r>
         <w:rPr>
           <w:lang w:val="en_US" w:bidi="en_US"/>
         </w:rPr>
         <w:t xml:space="preserve">; </w:t>
       </w:r>
-      <w:hyperlink r:id="rId35">
-        <w:r>
-          <w:rPr>
-            <w:lang w:val="en_US" w:bidi="en_US"/>
-          </w:rPr>
-          <w:rPr>
-            <w:color w:val="0000EE"/>
-            <w:u w:val="single"/>
-          </w:rPr>
-          <w:t>Matthew 1:3–6</w:t>
-        </w:r>
-      </w:hyperlink>
+      <w:r>
+        <w:rPr>
+          <w:lang w:val="en_US" w:bidi="en_US"/>
+        </w:rPr>
+        <w:t>Matthew 1:3–6</w:t>
+      </w:r>
       <w:r>
         <w:rPr>
           <w:lang w:val="en_US" w:bidi="en_US"/>
         </w:rPr>
         <w:t xml:space="preserve">; </w:t>
       </w:r>
-      <w:hyperlink r:id="rId36">
-        <w:r>
-          <w:rPr>
-            <w:lang w:val="en_US" w:bidi="en_US"/>
-          </w:rPr>
-          <w:rPr>
-            <w:color w:val="0000EE"/>
-            <w:u w:val="single"/>
-          </w:rPr>
-          <w:t>Luke 3:31–33</w:t>
-        </w:r>
-      </w:hyperlink>
+      <w:r>
+        <w:rPr>
+          <w:lang w:val="en_US" w:bidi="en_US"/>
+        </w:rPr>
+        <w:t>Luke 3:31–33</w:t>
+      </w:r>
       <w:r>
         <w:rPr>
           <w:lang w:val="en_US" w:bidi="en_US"/>
@@ -860,72 +710,48 @@
         </w:rPr>
         <w:t>As a young man, David was a simple shepherd, caring for his father's sheep (</w:t>
       </w:r>
-      <w:hyperlink r:id="rId37">
-        <w:r>
-          <w:rPr>
-            <w:lang w:val="en_US" w:bidi="en_US"/>
-          </w:rPr>
-          <w:rPr>
-            <w:color w:val="0000EE"/>
-            <w:u w:val="single"/>
-          </w:rPr>
-          <w:t>1 Samuel 16:11</w:t>
-        </w:r>
-      </w:hyperlink>
+      <w:r>
+        <w:rPr>
+          <w:lang w:val="en_US" w:bidi="en_US"/>
+        </w:rPr>
+        <w:t>1 Samuel 16:11</w:t>
+      </w:r>
       <w:r>
         <w:rPr>
           <w:lang w:val="en_US" w:bidi="en_US"/>
         </w:rPr>
         <w:t xml:space="preserve">; </w:t>
       </w:r>
-      <w:hyperlink r:id="rId38">
-        <w:r>
-          <w:rPr>
-            <w:lang w:val="en_US" w:bidi="en_US"/>
-          </w:rPr>
-          <w:rPr>
-            <w:color w:val="0000EE"/>
-            <w:u w:val="single"/>
-          </w:rPr>
-          <w:t>17:14–15</w:t>
-        </w:r>
-      </w:hyperlink>
+      <w:r>
+        <w:rPr>
+          <w:lang w:val="en_US" w:bidi="en_US"/>
+        </w:rPr>
+        <w:t>17:14–15</w:t>
+      </w:r>
       <w:r>
         <w:rPr>
           <w:lang w:val="en_US" w:bidi="en_US"/>
         </w:rPr>
         <w:t>). His life changed unexpectedly when the prophet Samuel visited Jesse and anointed David as the future king of Israel. However, David did not become king through a coup or assassination. Instead, he served King Saul faithfully. David first joined Saul's service as a musician, playing songs that calmed Saul's troubled mind (</w:t>
       </w:r>
-      <w:hyperlink r:id="rId39">
-        <w:r>
-          <w:rPr>
-            <w:lang w:val="en_US" w:bidi="en_US"/>
-          </w:rPr>
-          <w:rPr>
-            <w:color w:val="0000EE"/>
-            <w:u w:val="single"/>
-          </w:rPr>
-          <w:t>1 Samuel 16:14–23</w:t>
-        </w:r>
-      </w:hyperlink>
+      <w:r>
+        <w:rPr>
+          <w:lang w:val="en_US" w:bidi="en_US"/>
+        </w:rPr>
+        <w:t>1 Samuel 16:14–23</w:t>
+      </w:r>
       <w:r>
         <w:rPr>
           <w:lang w:val="en_US" w:bidi="en_US"/>
         </w:rPr>
         <w:t>). This role foreshadowed David's work as the composer of many psalms. Young David also helped Saul by famously defeating the Philistine champion Goliath in single combat (</w:t>
       </w:r>
-      <w:hyperlink r:id="rId40">
-        <w:r>
-          <w:rPr>
-            <w:lang w:val="en_US" w:bidi="en_US"/>
-          </w:rPr>
-          <w:rPr>
-            <w:color w:val="0000EE"/>
-            <w:u w:val="single"/>
-          </w:rPr>
-          <w:t>1 Samuel 17:32–51</w:t>
-        </w:r>
-      </w:hyperlink>
+      <w:r>
+        <w:rPr>
+          <w:lang w:val="en_US" w:bidi="en_US"/>
+        </w:rPr>
+        <w:t>1 Samuel 17:32–51</w:t>
+      </w:r>
       <w:r>
         <w:rPr>
           <w:lang w:val="en_US" w:bidi="en_US"/>
@@ -974,18 +800,12 @@
         </w:rPr>
         <w:t>As king of a united Israel, David strengthened the kingdom. He and his men captured Jerusalem from the Jebusites and made it his capital. He forced the last of the Philistines to leave the land. David then brought the ark of the covenant into Jerusalem. He wanted to build a permanent temple for God in Jerusalem to replace the tabernacle. God denied this wish but showed love for David by making a covenant (special agreement) with him, establishing his descendants as a family of kings (</w:t>
       </w:r>
-      <w:hyperlink r:id="rId41">
-        <w:r>
-          <w:rPr>
-            <w:lang w:val="en_US" w:bidi="en_US"/>
-          </w:rPr>
-          <w:rPr>
-            <w:color w:val="0000EE"/>
-            <w:u w:val="single"/>
-          </w:rPr>
-          <w:t>2 Samuel 7</w:t>
-        </w:r>
-      </w:hyperlink>
+      <w:r>
+        <w:rPr>
+          <w:lang w:val="en_US" w:bidi="en_US"/>
+        </w:rPr>
+        <w:t>2 Samuel 7</w:t>
+      </w:r>
       <w:r>
         <w:rPr>
           <w:lang w:val="en_US" w:bidi="en_US"/>
@@ -1006,54 +826,36 @@
         </w:rPr>
         <w:t xml:space="preserve">David's life soon worsened (see </w:t>
       </w:r>
-      <w:hyperlink r:id="rId42">
-        <w:r>
-          <w:rPr>
-            <w:lang w:val="en_US" w:bidi="en_US"/>
-          </w:rPr>
-          <w:rPr>
-            <w:color w:val="0000EE"/>
-            <w:u w:val="single"/>
-          </w:rPr>
-          <w:t>2 Samuel 11–12</w:t>
-        </w:r>
-      </w:hyperlink>
+      <w:r>
+        <w:rPr>
+          <w:lang w:val="en_US" w:bidi="en_US"/>
+        </w:rPr>
+        <w:t>2 Samuel 11–12</w:t>
+      </w:r>
       <w:r>
         <w:rPr>
           <w:lang w:val="en_US" w:bidi="en_US"/>
         </w:rPr>
         <w:t xml:space="preserve">). When he should have been with his army, he stayed on the palace roof. He saw a beautiful woman named Bathsheba bathing and desired her. So, like other powerful kings of that time who took whatever they wanted, he took Bathsheba. She became pregnant, and his attempt to hide his adultery failed. David was desperate, so he had her husband, Uriah, killed. However, even a great king like David cannot hide secrets from God. God sent his prophet Nathan to confront David. David was sorry for what he had done (see </w:t>
       </w:r>
-      <w:hyperlink r:id="rId43">
-        <w:r>
-          <w:rPr>
-            <w:lang w:val="en_US" w:bidi="en_US"/>
-          </w:rPr>
-          <w:rPr>
-            <w:color w:val="0000EE"/>
-            <w:u w:val="single"/>
-          </w:rPr>
-          <w:t>Psalms 32</w:t>
-        </w:r>
-      </w:hyperlink>
+      <w:r>
+        <w:rPr>
+          <w:lang w:val="en_US" w:bidi="en_US"/>
+        </w:rPr>
+        <w:t>Psalms 32</w:t>
+      </w:r>
       <w:r>
         <w:rPr>
           <w:lang w:val="en_US" w:bidi="en_US"/>
         </w:rPr>
         <w:t xml:space="preserve">, </w:t>
       </w:r>
-      <w:hyperlink r:id="rId44">
-        <w:r>
-          <w:rPr>
-            <w:lang w:val="en_US" w:bidi="en_US"/>
-          </w:rPr>
-          <w:rPr>
-            <w:color w:val="0000EE"/>
-            <w:u w:val="single"/>
-          </w:rPr>
-          <w:t>51</w:t>
-        </w:r>
-      </w:hyperlink>
+      <w:r>
+        <w:rPr>
+          <w:lang w:val="en_US" w:bidi="en_US"/>
+        </w:rPr>
+        <w:t>51</w:t>
+      </w:r>
       <w:r>
         <w:rPr>
           <w:lang w:val="en_US" w:bidi="en_US"/>
@@ -1074,108 +876,72 @@
         </w:rPr>
         <w:t>From then on, David's family began to have many problems and conflicts. David’s son Amnon raped his half-sister Tamar (</w:t>
       </w:r>
-      <w:hyperlink r:id="rId45">
-        <w:r>
-          <w:rPr>
-            <w:lang w:val="en_US" w:bidi="en_US"/>
-          </w:rPr>
-          <w:rPr>
-            <w:color w:val="0000EE"/>
-            <w:u w:val="single"/>
-          </w:rPr>
-          <w:t>2 Samuel 13:1–14</w:t>
-        </w:r>
-      </w:hyperlink>
+      <w:r>
+        <w:rPr>
+          <w:lang w:val="en_US" w:bidi="en_US"/>
+        </w:rPr>
+        <w:t>2 Samuel 13:1–14</w:t>
+      </w:r>
       <w:r>
         <w:rPr>
           <w:lang w:val="en_US" w:bidi="en_US"/>
         </w:rPr>
         <w:t>). Her brother Absalom then murdered Amnon (</w:t>
       </w:r>
-      <w:hyperlink r:id="rId46">
-        <w:r>
-          <w:rPr>
-            <w:lang w:val="en_US" w:bidi="en_US"/>
-          </w:rPr>
-          <w:rPr>
-            <w:color w:val="0000EE"/>
-            <w:u w:val="single"/>
-          </w:rPr>
-          <w:t>2 Samuel 13:20–29</w:t>
-        </w:r>
-      </w:hyperlink>
+      <w:r>
+        <w:rPr>
+          <w:lang w:val="en_US" w:bidi="en_US"/>
+        </w:rPr>
+        <w:t>2 Samuel 13:20–29</w:t>
+      </w:r>
       <w:r>
         <w:rPr>
           <w:lang w:val="en_US" w:bidi="en_US"/>
         </w:rPr>
         <w:t>). Absalom later started a civil war as he tried to become king instead of his father (</w:t>
       </w:r>
-      <w:hyperlink r:id="rId47">
-        <w:r>
-          <w:rPr>
-            <w:lang w:val="en_US" w:bidi="en_US"/>
-          </w:rPr>
-          <w:rPr>
-            <w:color w:val="0000EE"/>
-            <w:u w:val="single"/>
-          </w:rPr>
-          <w:t>2 Samuel 15–18</w:t>
-        </w:r>
-      </w:hyperlink>
+      <w:r>
+        <w:rPr>
+          <w:lang w:val="en_US" w:bidi="en_US"/>
+        </w:rPr>
+        <w:t>2 Samuel 15–18</w:t>
+      </w:r>
       <w:r>
         <w:rPr>
           <w:lang w:val="en_US" w:bidi="en_US"/>
         </w:rPr>
         <w:t>). Another son, Adonijah, tried to become king instead of David by declaring himself king while his father was still alive (</w:t>
       </w:r>
-      <w:hyperlink r:id="rId48">
-        <w:r>
-          <w:rPr>
-            <w:lang w:val="en_US" w:bidi="en_US"/>
-          </w:rPr>
-          <w:rPr>
-            <w:color w:val="0000EE"/>
-            <w:u w:val="single"/>
-          </w:rPr>
-          <w:t>1 Kings 1:5–10</w:t>
-        </w:r>
-      </w:hyperlink>
+      <w:r>
+        <w:rPr>
+          <w:lang w:val="en_US" w:bidi="en_US"/>
+        </w:rPr>
+        <w:t>1 Kings 1:5–10</w:t>
+      </w:r>
       <w:r>
         <w:rPr>
           <w:lang w:val="en_US" w:bidi="en_US"/>
         </w:rPr>
         <w:t>). But David gathered enough strength to ensure that Solomon would be king after him (</w:t>
       </w:r>
-      <w:hyperlink r:id="rId49">
-        <w:r>
-          <w:rPr>
-            <w:lang w:val="en_US" w:bidi="en_US"/>
-          </w:rPr>
-          <w:rPr>
-            <w:color w:val="0000EE"/>
-            <w:u w:val="single"/>
-          </w:rPr>
-          <w:t>1 Kings 1:28–40</w:t>
-        </w:r>
-      </w:hyperlink>
+      <w:r>
+        <w:rPr>
+          <w:lang w:val="en_US" w:bidi="en_US"/>
+        </w:rPr>
+        <w:t>1 Kings 1:28–40</w:t>
+      </w:r>
       <w:r>
         <w:rPr>
           <w:lang w:val="en_US" w:bidi="en_US"/>
         </w:rPr>
         <w:t xml:space="preserve">). When David died, Solomon became king. Solomon was the first of many kings from David's family (as promised in </w:t>
       </w:r>
-      <w:hyperlink r:id="rId41">
-        <w:r>
-          <w:rPr>
-            <w:lang w:val="en_US" w:bidi="en_US"/>
-          </w:rPr>
-          <w:rPr>
-            <w:color w:val="0000EE"/>
-            <w:u w:val="single"/>
-          </w:rPr>
-          <w:t>2 Samuel 7</w:t>
-        </w:r>
-      </w:hyperlink>
+      <w:r>
+        <w:rPr>
+          <w:lang w:val="en_US" w:bidi="en_US"/>
+        </w:rPr>
+        <w:t>2 Samuel 7</w:t>
+      </w:r>
       <w:r>
         <w:rPr>
           <w:lang w:val="en_US" w:bidi="en_US"/>
@@ -1210,252 +976,168 @@
         </w:rPr>
         <w:t>What about the promise to David that "your throne will be secure forever" (</w:t>
       </w:r>
-      <w:hyperlink r:id="rId50">
-        <w:r>
-          <w:rPr>
-            <w:lang w:val="en_US" w:bidi="en_US"/>
-          </w:rPr>
-          <w:rPr>
-            <w:color w:val="0000EE"/>
-            <w:u w:val="single"/>
-          </w:rPr>
-          <w:t>2 Samuel 7:16</w:t>
-        </w:r>
-      </w:hyperlink>
+      <w:r>
+        <w:rPr>
+          <w:lang w:val="en_US" w:bidi="en_US"/>
+        </w:rPr>
+        <w:t>2 Samuel 7:16</w:t>
+      </w:r>
       <w:r>
         <w:rPr>
           <w:lang w:val="en_US" w:bidi="en_US"/>
         </w:rPr>
         <w:t xml:space="preserve">)? The New Testament refers to Jesus. He was a descendant of David, and God declared him the Christ, or Messiah—the anointed king (see </w:t>
       </w:r>
-      <w:hyperlink r:id="rId51">
-        <w:r>
-          <w:rPr>
-            <w:lang w:val="en_US" w:bidi="en_US"/>
-          </w:rPr>
-          <w:rPr>
-            <w:color w:val="0000EE"/>
-            <w:u w:val="single"/>
-          </w:rPr>
-          <w:t>Matthew 1:1</w:t>
-        </w:r>
-      </w:hyperlink>
+      <w:r>
+        <w:rPr>
+          <w:lang w:val="en_US" w:bidi="en_US"/>
+        </w:rPr>
+        <w:t>Matthew 1:1</w:t>
+      </w:r>
       <w:r>
         <w:rPr>
           <w:lang w:val="en_US" w:bidi="en_US"/>
         </w:rPr>
         <w:t xml:space="preserve">; </w:t>
       </w:r>
-      <w:hyperlink r:id="rId52">
-        <w:r>
-          <w:rPr>
-            <w:lang w:val="en_US" w:bidi="en_US"/>
-          </w:rPr>
-          <w:rPr>
-            <w:color w:val="0000EE"/>
-            <w:u w:val="single"/>
-          </w:rPr>
-          <w:t>9:27</w:t>
-        </w:r>
-      </w:hyperlink>
+      <w:r>
+        <w:rPr>
+          <w:lang w:val="en_US" w:bidi="en_US"/>
+        </w:rPr>
+        <w:t>9:27</w:t>
+      </w:r>
       <w:r>
         <w:rPr>
           <w:lang w:val="en_US" w:bidi="en_US"/>
         </w:rPr>
         <w:t xml:space="preserve">; </w:t>
       </w:r>
-      <w:hyperlink r:id="rId53">
-        <w:r>
-          <w:rPr>
-            <w:lang w:val="en_US" w:bidi="en_US"/>
-          </w:rPr>
-          <w:rPr>
-            <w:color w:val="0000EE"/>
-            <w:u w:val="single"/>
-          </w:rPr>
-          <w:t>12:23</w:t>
-        </w:r>
-      </w:hyperlink>
+      <w:r>
+        <w:rPr>
+          <w:lang w:val="en_US" w:bidi="en_US"/>
+        </w:rPr>
+        <w:t>12:23</w:t>
+      </w:r>
       <w:r>
         <w:rPr>
           <w:lang w:val="en_US" w:bidi="en_US"/>
         </w:rPr>
         <w:t xml:space="preserve">; </w:t>
       </w:r>
-      <w:hyperlink r:id="rId54">
-        <w:r>
-          <w:rPr>
-            <w:lang w:val="en_US" w:bidi="en_US"/>
-          </w:rPr>
-          <w:rPr>
-            <w:color w:val="0000EE"/>
-            <w:u w:val="single"/>
-          </w:rPr>
-          <w:t>Mark 10:47–48</w:t>
-        </w:r>
-      </w:hyperlink>
+      <w:r>
+        <w:rPr>
+          <w:lang w:val="en_US" w:bidi="en_US"/>
+        </w:rPr>
+        <w:t>Mark 10:47–48</w:t>
+      </w:r>
       <w:r>
         <w:rPr>
           <w:lang w:val="en_US" w:bidi="en_US"/>
         </w:rPr>
         <w:t xml:space="preserve">; </w:t>
       </w:r>
-      <w:hyperlink r:id="rId55">
-        <w:r>
-          <w:rPr>
-            <w:lang w:val="en_US" w:bidi="en_US"/>
-          </w:rPr>
-          <w:rPr>
-            <w:color w:val="0000EE"/>
-            <w:u w:val="single"/>
-          </w:rPr>
-          <w:t>11:10</w:t>
-        </w:r>
-      </w:hyperlink>
+      <w:r>
+        <w:rPr>
+          <w:lang w:val="en_US" w:bidi="en_US"/>
+        </w:rPr>
+        <w:t>11:10</w:t>
+      </w:r>
       <w:r>
         <w:rPr>
           <w:lang w:val="en_US" w:bidi="en_US"/>
         </w:rPr>
         <w:t xml:space="preserve">; </w:t>
       </w:r>
-      <w:hyperlink r:id="rId56">
-        <w:r>
-          <w:rPr>
-            <w:lang w:val="en_US" w:bidi="en_US"/>
-          </w:rPr>
-          <w:rPr>
-            <w:color w:val="0000EE"/>
-            <w:u w:val="single"/>
-          </w:rPr>
-          <w:t>12:35–37</w:t>
-        </w:r>
-      </w:hyperlink>
+      <w:r>
+        <w:rPr>
+          <w:lang w:val="en_US" w:bidi="en_US"/>
+        </w:rPr>
+        <w:t>12:35–37</w:t>
+      </w:r>
       <w:r>
         <w:rPr>
           <w:lang w:val="en_US" w:bidi="en_US"/>
         </w:rPr>
         <w:t xml:space="preserve">; </w:t>
       </w:r>
-      <w:hyperlink r:id="rId57">
-        <w:r>
-          <w:rPr>
-            <w:lang w:val="en_US" w:bidi="en_US"/>
-          </w:rPr>
-          <w:rPr>
-            <w:color w:val="0000EE"/>
-            <w:u w:val="single"/>
-          </w:rPr>
-          <w:t>Luke 18:38–39</w:t>
-        </w:r>
-      </w:hyperlink>
+      <w:r>
+        <w:rPr>
+          <w:lang w:val="en_US" w:bidi="en_US"/>
+        </w:rPr>
+        <w:t>Luke 18:38–39</w:t>
+      </w:r>
       <w:r>
         <w:rPr>
           <w:lang w:val="en_US" w:bidi="en_US"/>
         </w:rPr>
         <w:t xml:space="preserve">; </w:t>
       </w:r>
-      <w:hyperlink r:id="rId58">
-        <w:r>
-          <w:rPr>
-            <w:lang w:val="en_US" w:bidi="en_US"/>
-          </w:rPr>
-          <w:rPr>
-            <w:color w:val="0000EE"/>
-            <w:u w:val="single"/>
-          </w:rPr>
-          <w:t>20:41–44</w:t>
-        </w:r>
-      </w:hyperlink>
+      <w:r>
+        <w:rPr>
+          <w:lang w:val="en_US" w:bidi="en_US"/>
+        </w:rPr>
+        <w:t>20:41–44</w:t>
+      </w:r>
       <w:r>
         <w:rPr>
           <w:lang w:val="en_US" w:bidi="en_US"/>
         </w:rPr>
         <w:t xml:space="preserve">; </w:t>
       </w:r>
-      <w:hyperlink r:id="rId59">
-        <w:r>
-          <w:rPr>
-            <w:lang w:val="en_US" w:bidi="en_US"/>
-          </w:rPr>
-          <w:rPr>
-            <w:color w:val="0000EE"/>
-            <w:u w:val="single"/>
-          </w:rPr>
-          <w:t>John 7:42</w:t>
-        </w:r>
-      </w:hyperlink>
+      <w:r>
+        <w:rPr>
+          <w:lang w:val="en_US" w:bidi="en_US"/>
+        </w:rPr>
+        <w:t>John 7:42</w:t>
+      </w:r>
       <w:r>
         <w:rPr>
           <w:lang w:val="en_US" w:bidi="en_US"/>
         </w:rPr>
         <w:t xml:space="preserve">; </w:t>
       </w:r>
-      <w:hyperlink r:id="rId60">
-        <w:r>
-          <w:rPr>
-            <w:lang w:val="en_US" w:bidi="en_US"/>
-          </w:rPr>
-          <w:rPr>
-            <w:color w:val="0000EE"/>
-            <w:u w:val="single"/>
-          </w:rPr>
-          <w:t>Revelation 5:5</w:t>
-        </w:r>
-      </w:hyperlink>
+      <w:r>
+        <w:rPr>
+          <w:lang w:val="en_US" w:bidi="en_US"/>
+        </w:rPr>
+        <w:t>Revelation 5:5</w:t>
+      </w:r>
       <w:r>
         <w:rPr>
           <w:lang w:val="en_US" w:bidi="en_US"/>
         </w:rPr>
         <w:t xml:space="preserve">; </w:t>
       </w:r>
-      <w:hyperlink r:id="rId61">
-        <w:r>
-          <w:rPr>
-            <w:lang w:val="en_US" w:bidi="en_US"/>
-          </w:rPr>
-          <w:rPr>
-            <w:color w:val="0000EE"/>
-            <w:u w:val="single"/>
-          </w:rPr>
-          <w:t>22:16</w:t>
-        </w:r>
-      </w:hyperlink>
+      <w:r>
+        <w:rPr>
+          <w:lang w:val="en_US" w:bidi="en_US"/>
+        </w:rPr>
+        <w:t>22:16</w:t>
+      </w:r>
       <w:r>
         <w:rPr>
           <w:lang w:val="en_US" w:bidi="en_US"/>
         </w:rPr>
         <w:t xml:space="preserve">). David's life and rule foreshadow the messianic reign of Jesus Christ, which will last forever (see </w:t>
       </w:r>
-      <w:hyperlink r:id="rId62">
-        <w:r>
-          <w:rPr>
-            <w:lang w:val="en_US" w:bidi="en_US"/>
-          </w:rPr>
-          <w:rPr>
-            <w:color w:val="0000EE"/>
-            <w:u w:val="single"/>
-          </w:rPr>
-          <w:t>Luke 1:32–33</w:t>
-        </w:r>
-      </w:hyperlink>
+      <w:r>
+        <w:rPr>
+          <w:lang w:val="en_US" w:bidi="en_US"/>
+        </w:rPr>
+        <w:t>Luke 1:32–33</w:t>
+      </w:r>
       <w:r>
         <w:rPr>
           <w:lang w:val="en_US" w:bidi="en_US"/>
         </w:rPr>
         <w:t xml:space="preserve">; </w:t>
       </w:r>
-      <w:hyperlink r:id="rId63">
-        <w:r>
-          <w:rPr>
-            <w:lang w:val="en_US" w:bidi="en_US"/>
-          </w:rPr>
-          <w:rPr>
-            <w:color w:val="0000EE"/>
-            <w:u w:val="single"/>
-          </w:rPr>
-          <w:t>Revelation 11:15</w:t>
-        </w:r>
-      </w:hyperlink>
+      <w:r>
+        <w:rPr>
+          <w:lang w:val="en_US" w:bidi="en_US"/>
+        </w:rPr>
+        <w:t>Revelation 11:15</w:t>
+      </w:r>
       <w:r>
         <w:rPr>
           <w:lang w:val="en_US" w:bidi="en_US"/>
@@ -1485,486 +1167,324 @@
           <w:lang w:val="en_US" w:bidi="en_US"/>
         </w:rPr>
       </w:r>
-      <w:hyperlink r:id="rId64">
-        <w:r>
-          <w:rPr>
-            <w:lang w:val="en_US" w:bidi="en_US"/>
-          </w:rPr>
-          <w:rPr>
-            <w:color w:val="0000EE"/>
-            <w:u w:val="single"/>
-          </w:rPr>
-          <w:t>Ruth 4:13–22</w:t>
-        </w:r>
-      </w:hyperlink>
+      <w:r>
+        <w:rPr>
+          <w:lang w:val="en_US" w:bidi="en_US"/>
+        </w:rPr>
+        <w:t>Ruth 4:13–22</w:t>
+      </w:r>
       <w:r>
         <w:rPr>
           <w:lang w:val="en_US" w:bidi="en_US"/>
         </w:rPr>
         <w:t xml:space="preserve">; </w:t>
       </w:r>
-      <w:hyperlink r:id="rId65">
-        <w:r>
-          <w:rPr>
-            <w:lang w:val="en_US" w:bidi="en_US"/>
-          </w:rPr>
-          <w:rPr>
-            <w:color w:val="0000EE"/>
-            <w:u w:val="single"/>
-          </w:rPr>
-          <w:t>1 Samuel 16:1–17:58</w:t>
-        </w:r>
-      </w:hyperlink>
+      <w:r>
+        <w:rPr>
+          <w:lang w:val="en_US" w:bidi="en_US"/>
+        </w:rPr>
+        <w:t>1 Samuel 16:1–17:58</w:t>
+      </w:r>
       <w:r>
         <w:rPr>
           <w:lang w:val="en_US" w:bidi="en_US"/>
         </w:rPr>
         <w:t xml:space="preserve">; </w:t>
       </w:r>
-      <w:hyperlink r:id="rId66">
-        <w:r>
-          <w:rPr>
-            <w:lang w:val="en_US" w:bidi="en_US"/>
-          </w:rPr>
-          <w:rPr>
-            <w:color w:val="0000EE"/>
-            <w:u w:val="single"/>
-          </w:rPr>
-          <w:t>18:1–27:12</w:t>
-        </w:r>
-      </w:hyperlink>
+      <w:r>
+        <w:rPr>
+          <w:lang w:val="en_US" w:bidi="en_US"/>
+        </w:rPr>
+        <w:t>18:1–27:12</w:t>
+      </w:r>
       <w:r>
         <w:rPr>
           <w:lang w:val="en_US" w:bidi="en_US"/>
         </w:rPr>
         <w:t xml:space="preserve">; </w:t>
       </w:r>
-      <w:hyperlink r:id="rId67">
-        <w:r>
-          <w:rPr>
-            <w:lang w:val="en_US" w:bidi="en_US"/>
-          </w:rPr>
-          <w:rPr>
-            <w:color w:val="0000EE"/>
-            <w:u w:val="single"/>
-          </w:rPr>
-          <w:t>29:1–30:31</w:t>
-        </w:r>
-      </w:hyperlink>
+      <w:r>
+        <w:rPr>
+          <w:lang w:val="en_US" w:bidi="en_US"/>
+        </w:rPr>
+        <w:t>29:1–30:31</w:t>
+      </w:r>
       <w:r>
         <w:rPr>
           <w:lang w:val="en_US" w:bidi="en_US"/>
         </w:rPr>
         <w:t xml:space="preserve">; </w:t>
       </w:r>
-      <w:hyperlink r:id="rId68">
-        <w:r>
-          <w:rPr>
-            <w:lang w:val="en_US" w:bidi="en_US"/>
-          </w:rPr>
-          <w:rPr>
-            <w:color w:val="0000EE"/>
-            <w:u w:val="single"/>
-          </w:rPr>
-          <w:t>2 Samuel 1:1–24:25</w:t>
-        </w:r>
-      </w:hyperlink>
+      <w:r>
+        <w:rPr>
+          <w:lang w:val="en_US" w:bidi="en_US"/>
+        </w:rPr>
+        <w:t>2 Samuel 1:1–24:25</w:t>
+      </w:r>
       <w:r>
         <w:rPr>
           <w:lang w:val="en_US" w:bidi="en_US"/>
         </w:rPr>
         <w:t xml:space="preserve">; </w:t>
       </w:r>
-      <w:hyperlink r:id="rId69">
-        <w:r>
-          <w:rPr>
-            <w:lang w:val="en_US" w:bidi="en_US"/>
-          </w:rPr>
-          <w:rPr>
-            <w:color w:val="0000EE"/>
-            <w:u w:val="single"/>
-          </w:rPr>
-          <w:t>1 Kings 1:1–2:12</w:t>
-        </w:r>
-      </w:hyperlink>
+      <w:r>
+        <w:rPr>
+          <w:lang w:val="en_US" w:bidi="en_US"/>
+        </w:rPr>
+        <w:t>1 Kings 1:1–2:12</w:t>
+      </w:r>
       <w:r>
         <w:rPr>
           <w:lang w:val="en_US" w:bidi="en_US"/>
         </w:rPr>
         <w:t xml:space="preserve">; </w:t>
       </w:r>
-      <w:hyperlink r:id="rId70">
-        <w:r>
-          <w:rPr>
-            <w:lang w:val="en_US" w:bidi="en_US"/>
-          </w:rPr>
-          <w:rPr>
-            <w:color w:val="0000EE"/>
-            <w:u w:val="single"/>
-          </w:rPr>
-          <w:t>1 Chronicles 11:1–29:30</w:t>
-        </w:r>
-      </w:hyperlink>
+      <w:r>
+        <w:rPr>
+          <w:lang w:val="en_US" w:bidi="en_US"/>
+        </w:rPr>
+        <w:t>1 Chronicles 11:1–29:30</w:t>
+      </w:r>
       <w:r>
         <w:rPr>
           <w:lang w:val="en_US" w:bidi="en_US"/>
         </w:rPr>
         <w:t xml:space="preserve">; </w:t>
       </w:r>
-      <w:hyperlink r:id="rId71">
-        <w:r>
-          <w:rPr>
-            <w:lang w:val="en_US" w:bidi="en_US"/>
-          </w:rPr>
-          <w:rPr>
-            <w:color w:val="0000EE"/>
-            <w:u w:val="single"/>
-          </w:rPr>
-          <w:t>Psalms 1–32</w:t>
-        </w:r>
-      </w:hyperlink>
+      <w:r>
+        <w:rPr>
+          <w:lang w:val="en_US" w:bidi="en_US"/>
+        </w:rPr>
+        <w:t>Psalms 1–32</w:t>
+      </w:r>
       <w:r>
         <w:rPr>
           <w:lang w:val="en_US" w:bidi="en_US"/>
         </w:rPr>
         <w:t xml:space="preserve">, </w:t>
       </w:r>
-      <w:hyperlink r:id="rId72">
-        <w:r>
-          <w:rPr>
-            <w:lang w:val="en_US" w:bidi="en_US"/>
-          </w:rPr>
-          <w:rPr>
-            <w:color w:val="0000EE"/>
-            <w:u w:val="single"/>
-          </w:rPr>
-          <w:t>34–41</w:t>
-        </w:r>
-      </w:hyperlink>
+      <w:r>
+        <w:rPr>
+          <w:lang w:val="en_US" w:bidi="en_US"/>
+        </w:rPr>
+        <w:t>34–41</w:t>
+      </w:r>
       <w:r>
         <w:rPr>
           <w:lang w:val="en_US" w:bidi="en_US"/>
         </w:rPr>
         <w:t xml:space="preserve">, </w:t>
       </w:r>
-      <w:hyperlink r:id="rId73">
-        <w:r>
-          <w:rPr>
-            <w:lang w:val="en_US" w:bidi="en_US"/>
-          </w:rPr>
-          <w:rPr>
-            <w:color w:val="0000EE"/>
-            <w:u w:val="single"/>
-          </w:rPr>
-          <w:t>51–71</w:t>
-        </w:r>
-      </w:hyperlink>
+      <w:r>
+        <w:rPr>
+          <w:lang w:val="en_US" w:bidi="en_US"/>
+        </w:rPr>
+        <w:t>51–71</w:t>
+      </w:r>
       <w:r>
         <w:rPr>
           <w:lang w:val="en_US" w:bidi="en_US"/>
         </w:rPr>
         <w:t xml:space="preserve">, </w:t>
       </w:r>
-      <w:hyperlink r:id="rId74">
-        <w:r>
-          <w:rPr>
-            <w:lang w:val="en_US" w:bidi="en_US"/>
-          </w:rPr>
-          <w:rPr>
-            <w:color w:val="0000EE"/>
-            <w:u w:val="single"/>
-          </w:rPr>
-          <w:t>86</w:t>
-        </w:r>
-      </w:hyperlink>
+      <w:r>
+        <w:rPr>
+          <w:lang w:val="en_US" w:bidi="en_US"/>
+        </w:rPr>
+        <w:t>86</w:t>
+      </w:r>
       <w:r>
         <w:rPr>
           <w:lang w:val="en_US" w:bidi="en_US"/>
         </w:rPr>
         <w:t xml:space="preserve">, </w:t>
       </w:r>
-      <w:hyperlink r:id="rId75">
-        <w:r>
-          <w:rPr>
-            <w:lang w:val="en_US" w:bidi="en_US"/>
-          </w:rPr>
-          <w:rPr>
-            <w:color w:val="0000EE"/>
-            <w:u w:val="single"/>
-          </w:rPr>
-          <w:t>91–110</w:t>
-        </w:r>
-      </w:hyperlink>
+      <w:r>
+        <w:rPr>
+          <w:lang w:val="en_US" w:bidi="en_US"/>
+        </w:rPr>
+        <w:t>91–110</w:t>
+      </w:r>
       <w:r>
         <w:rPr>
           <w:lang w:val="en_US" w:bidi="en_US"/>
         </w:rPr>
         <w:t xml:space="preserve">, </w:t>
       </w:r>
-      <w:hyperlink r:id="rId76">
-        <w:r>
-          <w:rPr>
-            <w:lang w:val="en_US" w:bidi="en_US"/>
-          </w:rPr>
-          <w:rPr>
-            <w:color w:val="0000EE"/>
-            <w:u w:val="single"/>
-          </w:rPr>
-          <w:t>122</w:t>
-        </w:r>
-      </w:hyperlink>
+      <w:r>
+        <w:rPr>
+          <w:lang w:val="en_US" w:bidi="en_US"/>
+        </w:rPr>
+        <w:t>122</w:t>
+      </w:r>
       <w:r>
         <w:rPr>
           <w:lang w:val="en_US" w:bidi="en_US"/>
         </w:rPr>
         <w:t xml:space="preserve">, </w:t>
       </w:r>
-      <w:hyperlink r:id="rId77">
-        <w:r>
-          <w:rPr>
-            <w:lang w:val="en_US" w:bidi="en_US"/>
-          </w:rPr>
-          <w:rPr>
-            <w:color w:val="0000EE"/>
-            <w:u w:val="single"/>
-          </w:rPr>
-          <w:t>124</w:t>
-        </w:r>
-      </w:hyperlink>
+      <w:r>
+        <w:rPr>
+          <w:lang w:val="en_US" w:bidi="en_US"/>
+        </w:rPr>
+        <w:t>124</w:t>
+      </w:r>
       <w:r>
         <w:rPr>
           <w:lang w:val="en_US" w:bidi="en_US"/>
         </w:rPr>
         <w:t xml:space="preserve">, </w:t>
       </w:r>
-      <w:hyperlink r:id="rId78">
-        <w:r>
-          <w:rPr>
-            <w:lang w:val="en_US" w:bidi="en_US"/>
-          </w:rPr>
-          <w:rPr>
-            <w:color w:val="0000EE"/>
-            <w:u w:val="single"/>
-          </w:rPr>
-          <w:t>131</w:t>
-        </w:r>
-      </w:hyperlink>
+      <w:r>
+        <w:rPr>
+          <w:lang w:val="en_US" w:bidi="en_US"/>
+        </w:rPr>
+        <w:t>131</w:t>
+      </w:r>
       <w:r>
         <w:rPr>
           <w:lang w:val="en_US" w:bidi="en_US"/>
         </w:rPr>
         <w:t xml:space="preserve">, </w:t>
       </w:r>
-      <w:hyperlink r:id="rId79">
-        <w:r>
-          <w:rPr>
-            <w:lang w:val="en_US" w:bidi="en_US"/>
-          </w:rPr>
-          <w:rPr>
-            <w:color w:val="0000EE"/>
-            <w:u w:val="single"/>
-          </w:rPr>
-          <w:t>133</w:t>
-        </w:r>
-      </w:hyperlink>
+      <w:r>
+        <w:rPr>
+          <w:lang w:val="en_US" w:bidi="en_US"/>
+        </w:rPr>
+        <w:t>133</w:t>
+      </w:r>
       <w:r>
         <w:rPr>
           <w:lang w:val="en_US" w:bidi="en_US"/>
         </w:rPr>
         <w:t xml:space="preserve">, </w:t>
       </w:r>
-      <w:hyperlink r:id="rId80">
-        <w:r>
-          <w:rPr>
-            <w:lang w:val="en_US" w:bidi="en_US"/>
-          </w:rPr>
-          <w:rPr>
-            <w:color w:val="0000EE"/>
-            <w:u w:val="single"/>
-          </w:rPr>
-          <w:t>138–145</w:t>
-        </w:r>
-      </w:hyperlink>
+      <w:r>
+        <w:rPr>
+          <w:lang w:val="en_US" w:bidi="en_US"/>
+        </w:rPr>
+        <w:t>138–145</w:t>
+      </w:r>
       <w:r>
         <w:rPr>
           <w:lang w:val="en_US" w:bidi="en_US"/>
         </w:rPr>
         <w:t xml:space="preserve">; </w:t>
       </w:r>
-      <w:hyperlink r:id="rId51">
-        <w:r>
-          <w:rPr>
-            <w:lang w:val="en_US" w:bidi="en_US"/>
-          </w:rPr>
-          <w:rPr>
-            <w:color w:val="0000EE"/>
-            <w:u w:val="single"/>
-          </w:rPr>
-          <w:t>Matthew 1:1</w:t>
-        </w:r>
-      </w:hyperlink>
+      <w:r>
+        <w:rPr>
+          <w:lang w:val="en_US" w:bidi="en_US"/>
+        </w:rPr>
+        <w:t>Matthew 1:1</w:t>
+      </w:r>
       <w:r>
         <w:rPr>
           <w:lang w:val="en_US" w:bidi="en_US"/>
         </w:rPr>
         <w:t xml:space="preserve">; </w:t>
       </w:r>
-      <w:hyperlink r:id="rId52">
-        <w:r>
-          <w:rPr>
-            <w:lang w:val="en_US" w:bidi="en_US"/>
-          </w:rPr>
-          <w:rPr>
-            <w:color w:val="0000EE"/>
-            <w:u w:val="single"/>
-          </w:rPr>
-          <w:t>9:27</w:t>
-        </w:r>
-      </w:hyperlink>
+      <w:r>
+        <w:rPr>
+          <w:lang w:val="en_US" w:bidi="en_US"/>
+        </w:rPr>
+        <w:t>9:27</w:t>
+      </w:r>
       <w:r>
         <w:rPr>
           <w:lang w:val="en_US" w:bidi="en_US"/>
         </w:rPr>
         <w:t xml:space="preserve">; </w:t>
       </w:r>
-      <w:hyperlink r:id="rId81">
-        <w:r>
-          <w:rPr>
-            <w:lang w:val="en_US" w:bidi="en_US"/>
-          </w:rPr>
-          <w:rPr>
-            <w:color w:val="0000EE"/>
-            <w:u w:val="single"/>
-          </w:rPr>
-          <w:t>22:41–46</w:t>
-        </w:r>
-      </w:hyperlink>
+      <w:r>
+        <w:rPr>
+          <w:lang w:val="en_US" w:bidi="en_US"/>
+        </w:rPr>
+        <w:t>22:41–46</w:t>
+      </w:r>
       <w:r>
         <w:rPr>
           <w:lang w:val="en_US" w:bidi="en_US"/>
         </w:rPr>
         <w:t xml:space="preserve">; </w:t>
       </w:r>
-      <w:hyperlink r:id="rId56">
-        <w:r>
-          <w:rPr>
-            <w:lang w:val="en_US" w:bidi="en_US"/>
-          </w:rPr>
-          <w:rPr>
-            <w:color w:val="0000EE"/>
-            <w:u w:val="single"/>
-          </w:rPr>
-          <w:t>Mark 12:35–37</w:t>
-        </w:r>
-      </w:hyperlink>
+      <w:r>
+        <w:rPr>
+          <w:lang w:val="en_US" w:bidi="en_US"/>
+        </w:rPr>
+        <w:t>Mark 12:35–37</w:t>
+      </w:r>
       <w:r>
         <w:rPr>
           <w:lang w:val="en_US" w:bidi="en_US"/>
         </w:rPr>
         <w:t xml:space="preserve">; </w:t>
       </w:r>
-      <w:hyperlink r:id="rId58">
-        <w:r>
-          <w:rPr>
-            <w:lang w:val="en_US" w:bidi="en_US"/>
-          </w:rPr>
-          <w:rPr>
-            <w:color w:val="0000EE"/>
-            <w:u w:val="single"/>
-          </w:rPr>
-          <w:t>Luke 20:41–44</w:t>
-        </w:r>
-      </w:hyperlink>
+      <w:r>
+        <w:rPr>
+          <w:lang w:val="en_US" w:bidi="en_US"/>
+        </w:rPr>
+        <w:t>Luke 20:41–44</w:t>
+      </w:r>
       <w:r>
         <w:rPr>
           <w:lang w:val="en_US" w:bidi="en_US"/>
         </w:rPr>
         <w:t xml:space="preserve">; </w:t>
       </w:r>
-      <w:hyperlink r:id="rId82">
-        <w:r>
-          <w:rPr>
-            <w:lang w:val="en_US" w:bidi="en_US"/>
-          </w:rPr>
-          <w:rPr>
-            <w:color w:val="0000EE"/>
-            <w:u w:val="single"/>
-          </w:rPr>
-          <w:t>John 7:40–44</w:t>
-        </w:r>
-      </w:hyperlink>
+      <w:r>
+        <w:rPr>
+          <w:lang w:val="en_US" w:bidi="en_US"/>
+        </w:rPr>
+        <w:t>John 7:40–44</w:t>
+      </w:r>
       <w:r>
         <w:rPr>
           <w:lang w:val="en_US" w:bidi="en_US"/>
         </w:rPr>
         <w:t xml:space="preserve">; </w:t>
       </w:r>
-      <w:hyperlink r:id="rId83">
-        <w:r>
-          <w:rPr>
-            <w:lang w:val="en_US" w:bidi="en_US"/>
-          </w:rPr>
-          <w:rPr>
-            <w:color w:val="0000EE"/>
-            <w:u w:val="single"/>
-          </w:rPr>
-          <w:t>Acts 2:22–37</w:t>
-        </w:r>
-      </w:hyperlink>
+      <w:r>
+        <w:rPr>
+          <w:lang w:val="en_US" w:bidi="en_US"/>
+        </w:rPr>
+        <w:t>Acts 2:22–37</w:t>
+      </w:r>
       <w:r>
         <w:rPr>
           <w:lang w:val="en_US" w:bidi="en_US"/>
         </w:rPr>
         <w:t xml:space="preserve">; </w:t>
       </w:r>
-      <w:hyperlink r:id="rId84">
-        <w:r>
-          <w:rPr>
-            <w:lang w:val="en_US" w:bidi="en_US"/>
-          </w:rPr>
-          <w:rPr>
-            <w:color w:val="0000EE"/>
-            <w:u w:val="single"/>
-          </w:rPr>
-          <w:t>13:20–43</w:t>
-        </w:r>
-      </w:hyperlink>
+      <w:r>
+        <w:rPr>
+          <w:lang w:val="en_US" w:bidi="en_US"/>
+        </w:rPr>
+        <w:t>13:20–43</w:t>
+      </w:r>
       <w:r>
         <w:rPr>
           <w:lang w:val="en_US" w:bidi="en_US"/>
         </w:rPr>
         <w:t xml:space="preserve">; </w:t>
       </w:r>
-      <w:hyperlink r:id="rId85">
-        <w:r>
-          <w:rPr>
-            <w:lang w:val="en_US" w:bidi="en_US"/>
-          </w:rPr>
-          <w:rPr>
-            <w:color w:val="0000EE"/>
-            <w:u w:val="single"/>
-          </w:rPr>
-          <w:t>Romans 1:3</w:t>
-        </w:r>
-      </w:hyperlink>
+      <w:r>
+        <w:rPr>
+          <w:lang w:val="en_US" w:bidi="en_US"/>
+        </w:rPr>
+        <w:t>Romans 1:3</w:t>
+      </w:r>
       <w:r>
         <w:rPr>
           <w:lang w:val="en_US" w:bidi="en_US"/>
         </w:rPr>
         <w:t xml:space="preserve">; </w:t>
       </w:r>
-      <w:hyperlink r:id="rId61">
-        <w:r>
-          <w:rPr>
-            <w:lang w:val="en_US" w:bidi="en_US"/>
-          </w:rPr>
-          <w:rPr>
-            <w:color w:val="0000EE"/>
-            <w:u w:val="single"/>
-          </w:rPr>
-          <w:t>Revelation 22:16</w:t>
-        </w:r>
-      </w:hyperlink>
+      <w:r>
+        <w:rPr>
+          <w:lang w:val="en_US" w:bidi="en_US"/>
+        </w:rPr>
+        <w:t>Revelation 22:16</w:t>
+      </w:r>
       <w:r>
         <w:rPr>
           <w:lang w:val="en_US" w:bidi="en_US"/>
@@ -2013,18 +1533,12 @@
         </w:rPr>
         <w:t xml:space="preserve">The prophet Deborah was one of the early judges of Israel. She was a woman of integrity and devotion to the Lord. As a prophet, she received divine messages. As a judge, she settled legal disputes. People often called her “a mother in Israel” (see </w:t>
       </w:r>
-      <w:hyperlink r:id="rId86">
-        <w:r>
-          <w:rPr>
-            <w:lang w:val="en_US" w:bidi="en_US"/>
-          </w:rPr>
-          <w:rPr>
-            <w:color w:val="0000EE"/>
-            <w:u w:val="single"/>
-          </w:rPr>
-          <w:t>Judges 5:7</w:t>
-        </w:r>
-      </w:hyperlink>
+      <w:r>
+        <w:rPr>
+          <w:lang w:val="en_US" w:bidi="en_US"/>
+        </w:rPr>
+        <w:t>Judges 5:7</w:t>
+      </w:r>
       <w:r>
         <w:rPr>
           <w:lang w:val="en_US" w:bidi="en_US"/>
@@ -2057,36 +1571,24 @@
         </w:rPr>
         <w:t xml:space="preserve"> (</w:t>
       </w:r>
-      <w:hyperlink r:id="rId87">
-        <w:r>
-          <w:rPr>
-            <w:lang w:val="en_US" w:bidi="en_US"/>
-          </w:rPr>
-          <w:rPr>
-            <w:color w:val="0000EE"/>
-            <w:u w:val="single"/>
-          </w:rPr>
-          <w:t>Judges 4:1</w:t>
-        </w:r>
-      </w:hyperlink>
+      <w:r>
+        <w:rPr>
+          <w:lang w:val="en_US" w:bidi="en_US"/>
+        </w:rPr>
+        <w:t>Judges 4:1</w:t>
+      </w:r>
       <w:r>
         <w:rPr>
           <w:lang w:val="en_US" w:bidi="en_US"/>
         </w:rPr>
         <w:t>). So, God handed Israel over to an oppressor, Jabin of Canaan. Once more, Israel cried out to the Lord for help (</w:t>
       </w:r>
-      <w:hyperlink r:id="rId88">
-        <w:r>
-          <w:rPr>
-            <w:lang w:val="en_US" w:bidi="en_US"/>
-          </w:rPr>
-          <w:rPr>
-            <w:color w:val="0000EE"/>
-            <w:u w:val="single"/>
-          </w:rPr>
-          <w:t>Judges 4:3</w:t>
-        </w:r>
-      </w:hyperlink>
+      <w:r>
+        <w:rPr>
+          <w:lang w:val="en_US" w:bidi="en_US"/>
+        </w:rPr>
+        <w:t>Judges 4:3</w:t>
+      </w:r>
       <w:r>
         <w:rPr>
           <w:lang w:val="en_US" w:bidi="en_US"/>
@@ -2107,18 +1609,12 @@
         </w:rPr>
         <w:t>God called Barak to fight Sisera, the commander of Jabin’s army, through Deborah. However, Barak was not enthusiastic or brave. He insisted that Deborah accompany him. Deborah agreed but warned that a woman would receive the glory for the victory, not Barak. This came true when Barak defeated Sisera and his army, but Jael, the woman who killed Sisera, received the glory. Barak showed little courage or leadership. This was very different from the courage and leadership of Deborah and Jael. Deborah's actions led to forty years of peace for Israel (</w:t>
       </w:r>
-      <w:hyperlink r:id="rId89">
-        <w:r>
-          <w:rPr>
-            <w:lang w:val="en_US" w:bidi="en_US"/>
-          </w:rPr>
-          <w:rPr>
-            <w:color w:val="0000EE"/>
-            <w:u w:val="single"/>
-          </w:rPr>
-          <w:t>Judges 5:31</w:t>
-        </w:r>
-      </w:hyperlink>
+      <w:r>
+        <w:rPr>
+          <w:lang w:val="en_US" w:bidi="en_US"/>
+        </w:rPr>
+        <w:t>Judges 5:31</w:t>
+      </w:r>
       <w:r>
         <w:rPr>
           <w:lang w:val="en_US" w:bidi="en_US"/>
@@ -2148,18 +1644,12 @@
           <w:lang w:val="en_US" w:bidi="en_US"/>
         </w:rPr>
       </w:r>
-      <w:hyperlink r:id="rId90">
-        <w:r>
-          <w:rPr>
-            <w:lang w:val="en_US" w:bidi="en_US"/>
-          </w:rPr>
-          <w:rPr>
-            <w:color w:val="0000EE"/>
-            <w:u w:val="single"/>
-          </w:rPr>
-          <w:t>Judges 4:1–5:31</w:t>
-        </w:r>
-      </w:hyperlink>
+      <w:r>
+        <w:rPr>
+          <w:lang w:val="en_US" w:bidi="en_US"/>
+        </w:rPr>
+        <w:t>Judges 4:1–5:31</w:t>
+      </w:r>
       <w:r>
         <w:rPr>
           <w:lang w:val="en_US" w:bidi="en_US"/>
